--- a/acta_app/template.docx
+++ b/acta_app/template.docx
@@ -384,6 +384,16 @@
                 <w:lang w:eastAsia="es-CL"/>
               </w:rPr>
             </w:pPr>
+            <w:r>
+              <w:rPr>
+                <w:rFonts w:ascii="Calibri" w:eastAsia="Times New Roman" w:hAnsi="Calibri" w:cs="Calibri"/>
+                <w:color w:val="003287"/>
+                <w:sz w:val="18"/>
+                <w:szCs w:val="18"/>
+                <w:lang w:val="es-CL" w:eastAsia="es-CL"/>
+              </w:rPr>
+              <w:t>%%EMAIL_JEFE_CLIENTE%%</w:t>
+            </w:r>
           </w:p>
         </w:tc>
         <w:tc>
@@ -401,6 +411,16 @@
                 <w:lang w:eastAsia="es-CL"/>
               </w:rPr>
             </w:pPr>
+            <w:r>
+              <w:rPr>
+                <w:rFonts w:ascii="Calibri" w:eastAsia="Times New Roman" w:hAnsi="Calibri" w:cs="Calibri"/>
+                <w:color w:val="003287"/>
+                <w:sz w:val="18"/>
+                <w:szCs w:val="18"/>
+                <w:lang w:val="es-CL" w:eastAsia="es-CL"/>
+              </w:rPr>
+              <w:t>%%TEL_JEFE_CLIENTE%%</w:t>
+            </w:r>
           </w:p>
         </w:tc>
       </w:tr>
@@ -511,6 +531,16 @@
                 <w:lang w:eastAsia="es-CL"/>
               </w:rPr>
             </w:pPr>
+            <w:r>
+              <w:rPr>
+                <w:rFonts w:ascii="Calibri" w:eastAsia="Times New Roman" w:hAnsi="Calibri" w:cs="Calibri"/>
+                <w:color w:val="003287"/>
+                <w:sz w:val="18"/>
+                <w:szCs w:val="18"/>
+                <w:lang w:val="es-CL" w:eastAsia="es-CL"/>
+              </w:rPr>
+              <w:t>%%TEL_USUARIO_IMPL%%</w:t>
+            </w:r>
           </w:p>
         </w:tc>
       </w:tr>
@@ -615,6 +645,16 @@
                 <w:lang w:eastAsia="es-CL"/>
               </w:rPr>
             </w:pPr>
+            <w:r>
+              <w:rPr>
+                <w:rFonts w:ascii="Calibri" w:eastAsia="Times New Roman" w:hAnsi="Calibri" w:cs="Calibri"/>
+                <w:color w:val="003287"/>
+                <w:sz w:val="18"/>
+                <w:szCs w:val="18"/>
+                <w:lang w:val="es-CL" w:eastAsia="es-CL"/>
+              </w:rPr>
+              <w:t>%%TEL_JEFE_REX%%</w:t>
+            </w:r>
           </w:p>
         </w:tc>
       </w:tr>
@@ -698,6 +738,16 @@
                 <w:lang w:eastAsia="es-CL"/>
               </w:rPr>
             </w:pPr>
+            <w:r>
+              <w:rPr>
+                <w:rFonts w:ascii="Calibri" w:eastAsia="Times New Roman" w:hAnsi="Calibri" w:cs="Calibri"/>
+                <w:color w:val="003287"/>
+                <w:sz w:val="18"/>
+                <w:szCs w:val="18"/>
+                <w:lang w:val="es-CL" w:eastAsia="es-CL"/>
+              </w:rPr>
+              <w:t>%%EMAIL_CONSULTOR%%</w:t>
+            </w:r>
           </w:p>
         </w:tc>
         <w:tc>
@@ -715,6 +765,16 @@
                 <w:lang w:eastAsia="es-CL"/>
               </w:rPr>
             </w:pPr>
+            <w:r>
+              <w:rPr>
+                <w:rFonts w:ascii="Calibri" w:eastAsia="Times New Roman" w:hAnsi="Calibri" w:cs="Calibri"/>
+                <w:color w:val="003287"/>
+                <w:sz w:val="18"/>
+                <w:szCs w:val="18"/>
+                <w:lang w:val="es-CL" w:eastAsia="es-CL"/>
+              </w:rPr>
+              <w:t>%%TEL_CONSULTOR%%</w:t>
+            </w:r>
           </w:p>
         </w:tc>
       </w:tr>
